--- a/docs/docx/05-데이터베이스-설계서.docx
+++ b/docs/docx/05-데이터베이스-설계서.docx
@@ -287,7 +287,7 @@
       <w:r>
         <w:drawing>
           <wp:inline xmlns:a="http://schemas.openxmlformats.org/drawingml/2006/main" xmlns:pic="http://schemas.openxmlformats.org/drawingml/2006/picture">
-            <wp:extent cx="5760000" cy="6569280"/>
+            <wp:extent cx="5760000" cy="6347520"/>
             <wp:docPr id="3" name="Picture 3"/>
             <wp:cNvGraphicFramePr>
               <a:graphicFrameLocks noChangeAspect="1"/>
@@ -308,7 +308,7 @@
                   <pic:spPr>
                     <a:xfrm>
                       <a:off x="0" y="0"/>
-                      <a:ext cx="5760000" cy="6569280"/>
+                      <a:ext cx="5760000" cy="6347520"/>
                     </a:xfrm>
                     <a:prstGeom prst="rect"/>
                   </pic:spPr>
@@ -4761,7 +4761,20 @@
                 <w:rFonts w:ascii="Consolas" w:hAnsi="Consolas" w:eastAsia="Consolas"/>
                 <w:sz w:val="18"/>
               </w:rPr>
-              <w:t>UNIQUE(activity_id, word_id)</w:t>
+              <w:t>UNIQUE(activity_id, word_id, mode)</w:t>
+            </w:r>
+            <w:r>
+              <w:rPr>
+                <w:sz w:val="18"/>
+              </w:rPr>
+              <w:t xml:space="preserve"> — 말하기 게임은 같은 단어를 단어로 한 번, 문장으로 한 번 말한다. </w:t>
+            </w:r>
+            <w:r>
+              <w:rPr>
+                <w:rFonts w:ascii="Consolas" w:hAnsi="Consolas" w:eastAsia="Consolas"/>
+                <w:sz w:val="18"/>
+              </w:rPr>
+              <w:t>mode IN (word, sentence)</w:t>
             </w:r>
             <w:r>
               <w:rPr>
